--- a/prog_s3l8.docx
+++ b/prog_s3l8.docx
@@ -400,11 +400,6 @@
       </w:r>
     </w:p>
     <w:p>
-      <w:pPr>
-        <w:rPr>
-          <w:lang w:val="en-US"/>
-        </w:rPr>
-      </w:pPr>
       <w:r>
         <w:t xml:space="preserve">Выбран тип данных: </w:t>
       </w:r>
@@ -1799,14 +1794,20 @@
     <w:p>
       <w:pPr>
         <w:pStyle w:val="code"/>
-      </w:pPr>
-      <w:r>
         <w:rPr>
           <w:lang w:val="ru-RU"/>
         </w:rPr>
+      </w:pPr>
+      <w:r>
+        <w:rPr>
+          <w:lang w:val="ru-RU"/>
+        </w:rPr>
         <w:t>}</w:t>
       </w:r>
       <w:r>
+        <w:rPr>
+          <w:lang w:val="ru-RU"/>
+        </w:rPr>
         <w:br w:type="page"/>
       </w:r>
     </w:p>
@@ -1816,10 +1817,201 @@
       </w:pPr>
       <w:r>
         <w:lastRenderedPageBreak/>
+        <w:t>Результаты работы программы:</w:t>
+      </w:r>
+    </w:p>
+    <w:p>
+      <w:pPr>
+        <w:rPr>
+          <w:lang w:val="en-US"/>
+        </w:rPr>
+      </w:pPr>
+      <w:r>
+        <w:rPr>
+          <w:noProof/>
+          <w:lang w:val="en-US"/>
+        </w:rPr>
+        <w:drawing>
+          <wp:inline distT="0" distB="0" distL="0" distR="0" wp14:anchorId="0DB08723" wp14:editId="314645AE">
+            <wp:extent cx="4093421" cy="9188971"/>
+            <wp:effectExtent l="0" t="0" r="2540" b="0"/>
+            <wp:docPr id="136932019" name="Рисунок 2"/>
+            <wp:cNvGraphicFramePr>
+              <a:graphicFrameLocks xmlns:a="http://schemas.openxmlformats.org/drawingml/2006/main" noChangeAspect="1"/>
+            </wp:cNvGraphicFramePr>
+            <a:graphic xmlns:a="http://schemas.openxmlformats.org/drawingml/2006/main">
+              <a:graphicData uri="http://schemas.openxmlformats.org/drawingml/2006/picture">
+                <pic:pic xmlns:pic="http://schemas.openxmlformats.org/drawingml/2006/picture">
+                  <pic:nvPicPr>
+                    <pic:cNvPr id="0" name="Picture 32"/>
+                    <pic:cNvPicPr>
+                      <a:picLocks noChangeAspect="1" noChangeArrowheads="1"/>
+                    </pic:cNvPicPr>
+                  </pic:nvPicPr>
+                  <pic:blipFill>
+                    <a:blip r:embed="rId8" cstate="print">
+                      <a:extLst>
+                        <a:ext uri="{28A0092B-C50C-407E-A947-70E740481C1C}">
+                          <a14:useLocalDpi xmlns:a14="http://schemas.microsoft.com/office/drawing/2010/main" val="0"/>
+                        </a:ext>
+                      </a:extLst>
+                    </a:blip>
+                    <a:srcRect/>
+                    <a:stretch>
+                      <a:fillRect/>
+                    </a:stretch>
+                  </pic:blipFill>
+                  <pic:spPr bwMode="auto">
+                    <a:xfrm>
+                      <a:off x="0" y="0"/>
+                      <a:ext cx="4096719" cy="9196373"/>
+                    </a:xfrm>
+                    <a:prstGeom prst="rect">
+                      <a:avLst/>
+                    </a:prstGeom>
+                    <a:noFill/>
+                    <a:ln>
+                      <a:noFill/>
+                    </a:ln>
+                  </pic:spPr>
+                </pic:pic>
+              </a:graphicData>
+            </a:graphic>
+          </wp:inline>
+        </w:drawing>
+      </w:r>
+    </w:p>
+    <w:p>
+      <w:pPr>
+        <w:rPr>
+          <w:lang w:val="en-US"/>
+        </w:rPr>
+      </w:pPr>
+      <w:r>
+        <w:rPr>
+          <w:noProof/>
+          <w:lang w:val="en-US"/>
+        </w:rPr>
+        <w:lastRenderedPageBreak/>
+        <w:drawing>
+          <wp:inline distT="0" distB="0" distL="0" distR="0" wp14:anchorId="47DD119B" wp14:editId="724BCF6A">
+            <wp:extent cx="5651500" cy="9773285"/>
+            <wp:effectExtent l="0" t="0" r="6350" b="0"/>
+            <wp:docPr id="1825122554" name="Рисунок 3"/>
+            <wp:cNvGraphicFramePr>
+              <a:graphicFrameLocks xmlns:a="http://schemas.openxmlformats.org/drawingml/2006/main" noChangeAspect="1"/>
+            </wp:cNvGraphicFramePr>
+            <a:graphic xmlns:a="http://schemas.openxmlformats.org/drawingml/2006/main">
+              <a:graphicData uri="http://schemas.openxmlformats.org/drawingml/2006/picture">
+                <pic:pic xmlns:pic="http://schemas.openxmlformats.org/drawingml/2006/picture">
+                  <pic:nvPicPr>
+                    <pic:cNvPr id="0" name="Picture 33"/>
+                    <pic:cNvPicPr>
+                      <a:picLocks noChangeAspect="1" noChangeArrowheads="1"/>
+                    </pic:cNvPicPr>
+                  </pic:nvPicPr>
+                  <pic:blipFill>
+                    <a:blip r:embed="rId9" cstate="print">
+                      <a:extLst>
+                        <a:ext uri="{28A0092B-C50C-407E-A947-70E740481C1C}">
+                          <a14:useLocalDpi xmlns:a14="http://schemas.microsoft.com/office/drawing/2010/main" val="0"/>
+                        </a:ext>
+                      </a:extLst>
+                    </a:blip>
+                    <a:srcRect/>
+                    <a:stretch>
+                      <a:fillRect/>
+                    </a:stretch>
+                  </pic:blipFill>
+                  <pic:spPr bwMode="auto">
+                    <a:xfrm>
+                      <a:off x="0" y="0"/>
+                      <a:ext cx="5651500" cy="9773285"/>
+                    </a:xfrm>
+                    <a:prstGeom prst="rect">
+                      <a:avLst/>
+                    </a:prstGeom>
+                    <a:noFill/>
+                    <a:ln>
+                      <a:noFill/>
+                    </a:ln>
+                  </pic:spPr>
+                </pic:pic>
+              </a:graphicData>
+            </a:graphic>
+          </wp:inline>
+        </w:drawing>
+      </w:r>
+      <w:r>
+        <w:rPr>
+          <w:noProof/>
+          <w:lang w:val="en-US"/>
+        </w:rPr>
+        <w:lastRenderedPageBreak/>
+        <w:drawing>
+          <wp:inline distT="0" distB="0" distL="0" distR="0" wp14:anchorId="7863C6AB" wp14:editId="378B33B7">
+            <wp:extent cx="6640830" cy="6790690"/>
+            <wp:effectExtent l="0" t="0" r="7620" b="0"/>
+            <wp:docPr id="1511779825" name="Рисунок 4"/>
+            <wp:cNvGraphicFramePr>
+              <a:graphicFrameLocks xmlns:a="http://schemas.openxmlformats.org/drawingml/2006/main" noChangeAspect="1"/>
+            </wp:cNvGraphicFramePr>
+            <a:graphic xmlns:a="http://schemas.openxmlformats.org/drawingml/2006/main">
+              <a:graphicData uri="http://schemas.openxmlformats.org/drawingml/2006/picture">
+                <pic:pic xmlns:pic="http://schemas.openxmlformats.org/drawingml/2006/picture">
+                  <pic:nvPicPr>
+                    <pic:cNvPr id="0" name="Picture 34"/>
+                    <pic:cNvPicPr>
+                      <a:picLocks noChangeAspect="1" noChangeArrowheads="1"/>
+                    </pic:cNvPicPr>
+                  </pic:nvPicPr>
+                  <pic:blipFill>
+                    <a:blip r:embed="rId10" cstate="print">
+                      <a:extLst>
+                        <a:ext uri="{28A0092B-C50C-407E-A947-70E740481C1C}">
+                          <a14:useLocalDpi xmlns:a14="http://schemas.microsoft.com/office/drawing/2010/main" val="0"/>
+                        </a:ext>
+                      </a:extLst>
+                    </a:blip>
+                    <a:srcRect/>
+                    <a:stretch>
+                      <a:fillRect/>
+                    </a:stretch>
+                  </pic:blipFill>
+                  <pic:spPr bwMode="auto">
+                    <a:xfrm>
+                      <a:off x="0" y="0"/>
+                      <a:ext cx="6640830" cy="6790690"/>
+                    </a:xfrm>
+                    <a:prstGeom prst="rect">
+                      <a:avLst/>
+                    </a:prstGeom>
+                    <a:noFill/>
+                    <a:ln>
+                      <a:noFill/>
+                    </a:ln>
+                  </pic:spPr>
+                </pic:pic>
+              </a:graphicData>
+            </a:graphic>
+          </wp:inline>
+        </w:drawing>
+      </w:r>
+    </w:p>
+    <w:p>
+      <w:pPr>
+        <w:pStyle w:val="a7"/>
+      </w:pPr>
+      <w:r>
         <w:t>Выводы</w:t>
       </w:r>
     </w:p>
     <w:p>
+      <w:pPr>
+        <w:rPr>
+          <w:lang w:val="en-US"/>
+        </w:rPr>
+      </w:pPr>
       <w:r>
         <w:t xml:space="preserve">Была реализована программа, выполняющая временной анализ на доступных операциях контейнеров библиотеки </w:t>
       </w:r>
@@ -1910,6 +2102,63 @@
     </w:p>
     <w:p>
       <w:r>
+        <w:lastRenderedPageBreak/>
+        <w:t xml:space="preserve">Контейнер очереди предоставляет возможность работать с данными по принципу </w:t>
+      </w:r>
+      <w:r>
+        <w:rPr>
+          <w:lang w:val="en-US"/>
+        </w:rPr>
+        <w:t>FIFO</w:t>
+      </w:r>
+      <w:r>
+        <w:t>(</w:t>
+      </w:r>
+      <w:r>
+        <w:rPr>
+          <w:lang w:val="en-US"/>
+        </w:rPr>
+        <w:t>first</w:t>
+      </w:r>
+      <w:r>
+        <w:t>-</w:t>
+      </w:r>
+      <w:r>
+        <w:rPr>
+          <w:lang w:val="en-US"/>
+        </w:rPr>
+        <w:t>in</w:t>
+      </w:r>
+      <w:r>
+        <w:t>-</w:t>
+      </w:r>
+      <w:r>
+        <w:rPr>
+          <w:lang w:val="en-US"/>
+        </w:rPr>
+        <w:t>first</w:t>
+      </w:r>
+      <w:r>
+        <w:t>-</w:t>
+      </w:r>
+      <w:r>
+        <w:rPr>
+          <w:lang w:val="en-US"/>
+        </w:rPr>
+        <w:t>out</w:t>
+      </w:r>
+      <w:r>
+        <w:t>)</w:t>
+      </w:r>
+      <w:r>
+        <w:t xml:space="preserve">, гарантируя упорядоченность итогового набора по времени добавления, на всём промежутке обработки. Множество же хранит только уникальные значения, и использует двоичное дерево поиска для обеспечения доступа и нахождения хранимых значений. Очередь подойдёт для потоковой обработки входного набора данных, множество позволит </w:t>
+      </w:r>
+      <w:r>
+        <w:t>в процессе наполения избавиться от дубликатов во входном наборе и обеспечит быстрый доступ к каждому из элементов.</w:t>
+      </w:r>
+    </w:p>
+    <w:p>
+      <w:r>
         <w:t xml:space="preserve">В результате выполнения данной лабораторной работы была изучена логика работы и функционал стандартной библиотеки шаблонов </w:t>
       </w:r>
       <w:r>
@@ -1925,8 +2174,783 @@
         <w:t>получено представление об эффективности реализаций классов очереди и множества из данной библиотеки.</w:t>
       </w:r>
     </w:p>
+    <w:p>
+      <w:pPr>
+        <w:pStyle w:val="a7"/>
+      </w:pPr>
+      <w:r>
+        <w:t>Ответы на контрольные вопросы</w:t>
+      </w:r>
+    </w:p>
+    <w:p>
+      <w:pPr>
+        <w:pStyle w:val="ab"/>
+        <w:numPr>
+          <w:ilvl w:val="0"/>
+          <w:numId w:val="2"/>
+        </w:numPr>
+      </w:pPr>
+      <w:r>
+        <w:t>Что такое контейнеры и для чего они применяются?</w:t>
+      </w:r>
+      <w:r>
+        <w:br/>
+        <w:t xml:space="preserve">Контейнер в </w:t>
+      </w:r>
+      <w:r>
+        <w:rPr>
+          <w:lang w:val="en-US"/>
+        </w:rPr>
+        <w:t>C</w:t>
+      </w:r>
+      <w:r>
+        <w:t xml:space="preserve">++ - </w:t>
+      </w:r>
+      <w:r>
+        <w:t xml:space="preserve">класс, предназначенный для хранения данных, организованных определённым образом. Доступ к данным, хранящимся в контейнере, также подчинён определённым правилам, что позволяет подобрать контейнер так, чтобы обеспечить эффективную работу с данными в большинстве типовых задач. </w:t>
+      </w:r>
+    </w:p>
+    <w:p>
+      <w:pPr>
+        <w:pStyle w:val="ab"/>
+        <w:numPr>
+          <w:ilvl w:val="0"/>
+          <w:numId w:val="2"/>
+        </w:numPr>
+      </w:pPr>
+      <w:r>
+        <w:t>Какие бывают виды контейнеров? В чем их принципиальное отличие?</w:t>
+      </w:r>
+    </w:p>
+    <w:p>
+      <w:pPr>
+        <w:pStyle w:val="ab"/>
+        <w:ind w:left="1211" w:firstLine="0"/>
+      </w:pPr>
+      <w:r>
+        <w:t xml:space="preserve">Принципиально контейнеры </w:t>
+      </w:r>
+      <w:r>
+        <w:rPr>
+          <w:lang w:val="en-US"/>
+        </w:rPr>
+        <w:t>C</w:t>
+      </w:r>
+      <w:r>
+        <w:t xml:space="preserve">++ </w:t>
+      </w:r>
+      <w:r>
+        <w:t xml:space="preserve">библиотеки </w:t>
+      </w:r>
+      <w:r>
+        <w:rPr>
+          <w:lang w:val="en-US"/>
+        </w:rPr>
+        <w:t>STL</w:t>
+      </w:r>
+      <w:r>
+        <w:t xml:space="preserve"> </w:t>
+      </w:r>
+      <w:r>
+        <w:t>разделяются на два типа: ассоциативные и последовательные.</w:t>
+      </w:r>
+    </w:p>
+    <w:p>
+      <w:pPr>
+        <w:pStyle w:val="ab"/>
+        <w:ind w:left="1211" w:firstLine="0"/>
+      </w:pPr>
+      <w:r>
+        <w:t>Ассоциативные</w:t>
+      </w:r>
+      <w:r>
+        <w:t xml:space="preserve"> </w:t>
+      </w:r>
+      <w:r>
+        <w:t>контейнеры</w:t>
+      </w:r>
+      <w:r>
+        <w:t xml:space="preserve"> (</w:t>
+      </w:r>
+      <w:r>
+        <w:rPr>
+          <w:lang w:val="en-US"/>
+        </w:rPr>
+        <w:t>map</w:t>
+      </w:r>
+      <w:r>
+        <w:t xml:space="preserve">, </w:t>
+      </w:r>
+      <w:r>
+        <w:rPr>
+          <w:lang w:val="en-US"/>
+        </w:rPr>
+        <w:t>multimap</w:t>
+      </w:r>
+      <w:r>
+        <w:t xml:space="preserve">, </w:t>
+      </w:r>
+      <w:r>
+        <w:rPr>
+          <w:lang w:val="en-US"/>
+        </w:rPr>
+        <w:t>set</w:t>
+      </w:r>
+      <w:r>
+        <w:t xml:space="preserve">, </w:t>
+      </w:r>
+      <w:r>
+        <w:rPr>
+          <w:lang w:val="en-US"/>
+        </w:rPr>
+        <w:t>multiset</w:t>
+      </w:r>
+      <w:r>
+        <w:t xml:space="preserve">, </w:t>
+      </w:r>
+      <w:r>
+        <w:rPr>
+          <w:lang w:val="en-US"/>
+        </w:rPr>
+        <w:t>bitset</w:t>
+      </w:r>
+      <w:r>
+        <w:t xml:space="preserve">) – </w:t>
+      </w:r>
+      <w:r>
+        <w:t xml:space="preserve">реализуют хранение данных в виде пар ключ-значение (для контейнеров </w:t>
+      </w:r>
+      <w:r>
+        <w:t>*</w:t>
+      </w:r>
+      <w:r>
+        <w:rPr>
+          <w:lang w:val="en-US"/>
+        </w:rPr>
+        <w:t>set</w:t>
+      </w:r>
+      <w:r>
+        <w:t xml:space="preserve"> </w:t>
+      </w:r>
+      <w:r>
+        <w:t>–</w:t>
+      </w:r>
+      <w:r>
+        <w:t xml:space="preserve"> </w:t>
+      </w:r>
+      <w:r>
+        <w:t>ключ == значение), что позволяет назначить каждому элементу уникальный и не зависящий от состояния хранилища идентификатор, и упорядочить набор данных, благодаря чему обеспечивается быстрый доступ к произвольному элементу.</w:t>
+      </w:r>
+    </w:p>
+    <w:p>
+      <w:pPr>
+        <w:pStyle w:val="ab"/>
+        <w:ind w:left="1211" w:firstLine="0"/>
+      </w:pPr>
+      <w:r>
+        <w:t>Последовательные</w:t>
+      </w:r>
+      <w:r>
+        <w:t xml:space="preserve"> </w:t>
+      </w:r>
+      <w:r>
+        <w:t>контейнеры</w:t>
+      </w:r>
+      <w:r>
+        <w:t xml:space="preserve"> (</w:t>
+      </w:r>
+      <w:r>
+        <w:rPr>
+          <w:lang w:val="en-US"/>
+        </w:rPr>
+        <w:t>array</w:t>
+      </w:r>
+      <w:r>
+        <w:t xml:space="preserve">, </w:t>
+      </w:r>
+      <w:r>
+        <w:rPr>
+          <w:lang w:val="en-US"/>
+        </w:rPr>
+        <w:t>vector</w:t>
+      </w:r>
+      <w:r>
+        <w:t xml:space="preserve">, </w:t>
+      </w:r>
+      <w:r>
+        <w:rPr>
+          <w:lang w:val="en-US"/>
+        </w:rPr>
+        <w:t>list</w:t>
+      </w:r>
+      <w:r>
+        <w:t xml:space="preserve">, </w:t>
+      </w:r>
+      <w:r>
+        <w:rPr>
+          <w:lang w:val="en-US"/>
+        </w:rPr>
+        <w:t>stack</w:t>
+      </w:r>
+      <w:r>
+        <w:t xml:space="preserve">, </w:t>
+      </w:r>
+      <w:r>
+        <w:rPr>
+          <w:lang w:val="en-US"/>
+        </w:rPr>
+        <w:t>deque</w:t>
+      </w:r>
+      <w:r>
+        <w:t xml:space="preserve">, </w:t>
+      </w:r>
+      <w:r>
+        <w:rPr>
+          <w:lang w:val="en-US"/>
+        </w:rPr>
+        <w:t>queue</w:t>
+      </w:r>
+      <w:r>
+        <w:t xml:space="preserve">, </w:t>
+      </w:r>
+      <w:r>
+        <w:rPr>
+          <w:lang w:val="en-US"/>
+        </w:rPr>
+        <w:t>priority</w:t>
+      </w:r>
+      <w:r>
+        <w:t>_</w:t>
+      </w:r>
+      <w:r>
+        <w:rPr>
+          <w:lang w:val="en-US"/>
+        </w:rPr>
+        <w:t>queue</w:t>
+      </w:r>
+      <w:r>
+        <w:t xml:space="preserve">) </w:t>
+      </w:r>
+      <w:r>
+        <w:t>хранят данные в виде непрерывной последовательности. Правила доступа к данным варьируются в зависимости от выбранного контейнера, также как и логика размещения данных в памяти.</w:t>
+      </w:r>
+    </w:p>
+    <w:p>
+      <w:pPr>
+        <w:pStyle w:val="ab"/>
+        <w:numPr>
+          <w:ilvl w:val="0"/>
+          <w:numId w:val="2"/>
+        </w:numPr>
+      </w:pPr>
+      <w:r>
+        <w:lastRenderedPageBreak/>
+        <w:t>Перечислите классы последовательных контейнеров. Какие структуры данных в них используются?</w:t>
+      </w:r>
+      <w:r>
+        <w:br/>
+      </w:r>
+      <w:r>
+        <w:rPr>
+          <w:lang w:val="en-US"/>
+        </w:rPr>
+        <w:t>array</w:t>
+      </w:r>
+      <w:r>
+        <w:t xml:space="preserve">, </w:t>
+      </w:r>
+      <w:r>
+        <w:rPr>
+          <w:lang w:val="en-US"/>
+        </w:rPr>
+        <w:t>vector</w:t>
+      </w:r>
+      <w:r>
+        <w:t xml:space="preserve">, </w:t>
+      </w:r>
+      <w:r>
+        <w:rPr>
+          <w:lang w:val="en-US"/>
+        </w:rPr>
+        <w:t>list</w:t>
+      </w:r>
+      <w:r>
+        <w:t xml:space="preserve">, </w:t>
+      </w:r>
+      <w:r>
+        <w:rPr>
+          <w:lang w:val="en-US"/>
+        </w:rPr>
+        <w:t>stack</w:t>
+      </w:r>
+      <w:r>
+        <w:t xml:space="preserve">, </w:t>
+      </w:r>
+      <w:r>
+        <w:rPr>
+          <w:lang w:val="en-US"/>
+        </w:rPr>
+        <w:t>deque</w:t>
+      </w:r>
+      <w:r>
+        <w:t xml:space="preserve">, </w:t>
+      </w:r>
+      <w:r>
+        <w:rPr>
+          <w:lang w:val="en-US"/>
+        </w:rPr>
+        <w:t>queue</w:t>
+      </w:r>
+      <w:r>
+        <w:t xml:space="preserve">, </w:t>
+      </w:r>
+      <w:r>
+        <w:rPr>
+          <w:lang w:val="en-US"/>
+        </w:rPr>
+        <w:t>priority</w:t>
+      </w:r>
+      <w:r>
+        <w:t>_</w:t>
+      </w:r>
+      <w:r>
+        <w:rPr>
+          <w:lang w:val="en-US"/>
+        </w:rPr>
+        <w:t>queue</w:t>
+      </w:r>
+      <w:r>
+        <w:t>.</w:t>
+      </w:r>
+      <w:r>
+        <w:br/>
+      </w:r>
+      <w:r>
+        <w:rPr>
+          <w:lang w:val="en-US"/>
+        </w:rPr>
+        <w:t>Array</w:t>
+      </w:r>
+      <w:r>
+        <w:t>,</w:t>
+      </w:r>
+      <w:r>
+        <w:rPr>
+          <w:lang w:val="en-US"/>
+        </w:rPr>
+        <w:t>vector</w:t>
+      </w:r>
+      <w:r>
+        <w:t xml:space="preserve"> – </w:t>
+      </w:r>
+      <w:r>
+        <w:t>последовательно заполняют память элементами указанного типа, отличается логика выделения памяти при переполнении</w:t>
+      </w:r>
+      <w:r>
+        <w:br/>
+      </w:r>
+      <w:r>
+        <w:rPr>
+          <w:lang w:val="en-US"/>
+        </w:rPr>
+        <w:t>list</w:t>
+      </w:r>
+      <w:r>
+        <w:t xml:space="preserve">, </w:t>
+      </w:r>
+      <w:r>
+        <w:rPr>
+          <w:lang w:val="en-US"/>
+        </w:rPr>
+        <w:t>stack</w:t>
+      </w:r>
+      <w:r>
+        <w:t xml:space="preserve">, </w:t>
+      </w:r>
+      <w:r>
+        <w:rPr>
+          <w:lang w:val="en-US"/>
+        </w:rPr>
+        <w:t>deque</w:t>
+      </w:r>
+      <w:r>
+        <w:t xml:space="preserve">, </w:t>
+      </w:r>
+      <w:r>
+        <w:rPr>
+          <w:lang w:val="en-US"/>
+        </w:rPr>
+        <w:t>queue</w:t>
+      </w:r>
+      <w:r>
+        <w:t xml:space="preserve">, </w:t>
+      </w:r>
+      <w:r>
+        <w:rPr>
+          <w:lang w:val="en-US"/>
+        </w:rPr>
+        <w:t>priority</w:t>
+      </w:r>
+      <w:r>
+        <w:t>_</w:t>
+      </w:r>
+      <w:r>
+        <w:rPr>
+          <w:lang w:val="en-US"/>
+        </w:rPr>
+        <w:t>queue</w:t>
+      </w:r>
+      <w:r>
+        <w:t xml:space="preserve"> </w:t>
+      </w:r>
+      <w:r>
+        <w:t>–</w:t>
+      </w:r>
+      <w:r>
+        <w:t xml:space="preserve"> </w:t>
+      </w:r>
+      <w:r>
+        <w:t>память выделяется под каждый отдельный элемент, не перемещается и не перевыделяется в дальнейшем до удаления объекта. Структура данных представлена в виде набора узлов, связанных друг с другом отношением предыдущий</w:t>
+      </w:r>
+      <w:r>
+        <w:t>-</w:t>
+      </w:r>
+      <w:r>
+        <w:t>следующий, в зависимости от выбранного контейнера</w:t>
+      </w:r>
+      <w:r>
+        <w:t xml:space="preserve"> </w:t>
+      </w:r>
+      <w:r>
+        <w:t>доступ к элементам может быть ограничен до первого, последнего, и</w:t>
+      </w:r>
+      <w:r>
+        <w:t>/</w:t>
+      </w:r>
+      <w:r>
+        <w:t>или требовать удаления элемента из контейнера для работы с ним.</w:t>
+      </w:r>
+    </w:p>
+    <w:p>
+      <w:pPr>
+        <w:pStyle w:val="ab"/>
+        <w:numPr>
+          <w:ilvl w:val="0"/>
+          <w:numId w:val="2"/>
+        </w:numPr>
+      </w:pPr>
+      <w:r>
+        <w:t>Перечислите классы ассоциативных контейнеров. Какие структуры данных в них используются?</w:t>
+      </w:r>
+      <w:r>
+        <w:br/>
+      </w:r>
+      <w:r>
+        <w:rPr>
+          <w:lang w:val="en-US"/>
+        </w:rPr>
+        <w:t>map</w:t>
+      </w:r>
+      <w:r>
+        <w:t xml:space="preserve">, </w:t>
+      </w:r>
+      <w:r>
+        <w:rPr>
+          <w:lang w:val="en-US"/>
+        </w:rPr>
+        <w:t>multimap</w:t>
+      </w:r>
+      <w:r>
+        <w:t xml:space="preserve">, </w:t>
+      </w:r>
+      <w:r>
+        <w:rPr>
+          <w:lang w:val="en-US"/>
+        </w:rPr>
+        <w:t>set</w:t>
+      </w:r>
+      <w:r>
+        <w:t xml:space="preserve">, </w:t>
+      </w:r>
+      <w:r>
+        <w:rPr>
+          <w:lang w:val="en-US"/>
+        </w:rPr>
+        <w:t>multiset</w:t>
+      </w:r>
+      <w:r>
+        <w:t xml:space="preserve">, </w:t>
+      </w:r>
+      <w:r>
+        <w:rPr>
+          <w:lang w:val="en-US"/>
+        </w:rPr>
+        <w:t>bitset</w:t>
+      </w:r>
+      <w:r>
+        <w:t>.</w:t>
+      </w:r>
+      <w:r>
+        <w:br/>
+      </w:r>
+      <w:r>
+        <w:rPr>
+          <w:lang w:val="en-US"/>
+        </w:rPr>
+        <w:t>map</w:t>
+      </w:r>
+      <w:r>
+        <w:t xml:space="preserve">, </w:t>
+      </w:r>
+      <w:r>
+        <w:rPr>
+          <w:lang w:val="en-US"/>
+        </w:rPr>
+        <w:t>multimap</w:t>
+      </w:r>
+      <w:r>
+        <w:t xml:space="preserve"> </w:t>
+      </w:r>
+      <w:r>
+        <w:t xml:space="preserve">используют для организации данных класс </w:t>
+      </w:r>
+      <w:r>
+        <w:rPr>
+          <w:lang w:val="en-US"/>
+        </w:rPr>
+        <w:t>std</w:t>
+      </w:r>
+      <w:r>
+        <w:t>::</w:t>
+      </w:r>
+      <w:r>
+        <w:rPr>
+          <w:lang w:val="en-US"/>
+        </w:rPr>
+        <w:t>pair</w:t>
+      </w:r>
+      <w:r>
+        <w:t>()</w:t>
+      </w:r>
+      <w:r>
+        <w:t xml:space="preserve">, хранящий пары ключ-значение, сами элементы упорядочены функцией-компаратором (по умолчанию </w:t>
+      </w:r>
+      <w:r>
+        <w:rPr>
+          <w:lang w:val="en-US"/>
+        </w:rPr>
+        <w:t>std</w:t>
+      </w:r>
+      <w:r>
+        <w:t>::</w:t>
+      </w:r>
+      <w:r>
+        <w:rPr>
+          <w:lang w:val="en-US"/>
+        </w:rPr>
+        <w:t>less</w:t>
+      </w:r>
+      <w:r>
+        <w:t>(</w:t>
+      </w:r>
+      <w:r>
+        <w:rPr>
+          <w:lang w:val="en-US"/>
+        </w:rPr>
+        <w:t>key</w:t>
+      </w:r>
+      <w:r>
+        <w:t>))</w:t>
+      </w:r>
+      <w:r>
+        <w:t xml:space="preserve"> и организованы в структуру в виде </w:t>
+      </w:r>
+      <w:r>
+        <w:t xml:space="preserve">сбалансированного </w:t>
+      </w:r>
+      <w:r>
+        <w:t xml:space="preserve">двоичного дерева поиска (в </w:t>
+      </w:r>
+      <w:r>
+        <w:rPr>
+          <w:lang w:val="en-US"/>
+        </w:rPr>
+        <w:t>GNU</w:t>
+      </w:r>
+      <w:r>
+        <w:t xml:space="preserve"> </w:t>
+      </w:r>
+      <w:r>
+        <w:t>компиляторе – красно-чёрное дерев</w:t>
+      </w:r>
+      <w:r>
+        <w:t>о).</w:t>
+      </w:r>
+    </w:p>
+    <w:p>
+      <w:pPr>
+        <w:pStyle w:val="ab"/>
+        <w:numPr>
+          <w:ilvl w:val="0"/>
+          <w:numId w:val="2"/>
+        </w:numPr>
+      </w:pPr>
+      <w:r>
+        <w:t>Почему контейнеры имеют шаблонный тип?</w:t>
+      </w:r>
+      <w:r>
+        <w:br/>
+        <w:t xml:space="preserve">Независимо от типа хранящихся в контейнере данных, он должен обеспечивать идентичное обращение с каждым из них. Шаблонная реализация обеспечивает стабильную работу как со встроенными, так и с любым произвольным типом данных, оставляя нюансы работы с памятью конкретного объекта на его собственные имплементации конструкторов и деструкторов. </w:t>
+      </w:r>
+    </w:p>
+    <w:p>
+      <w:pPr>
+        <w:pStyle w:val="ab"/>
+        <w:numPr>
+          <w:ilvl w:val="0"/>
+          <w:numId w:val="2"/>
+        </w:numPr>
+      </w:pPr>
+      <w:r>
+        <w:t>Что такое адаптеры контейнеров? Какие классы к ним относятся?</w:t>
+      </w:r>
+    </w:p>
+    <w:p>
+      <w:pPr>
+        <w:pStyle w:val="ab"/>
+        <w:ind w:left="1211" w:firstLine="0"/>
+      </w:pPr>
+      <w:r>
+        <w:rPr>
+          <w:lang w:val="en-US"/>
+        </w:rPr>
+        <w:t>stack</w:t>
+      </w:r>
+      <w:r>
+        <w:t xml:space="preserve">, </w:t>
+      </w:r>
+      <w:r>
+        <w:rPr>
+          <w:lang w:val="en-US"/>
+        </w:rPr>
+        <w:t>queue</w:t>
+      </w:r>
+      <w:r>
+        <w:t xml:space="preserve">, </w:t>
+      </w:r>
+      <w:r>
+        <w:rPr>
+          <w:lang w:val="en-US"/>
+        </w:rPr>
+        <w:t>priority</w:t>
+      </w:r>
+      <w:r>
+        <w:t>_</w:t>
+      </w:r>
+      <w:r>
+        <w:rPr>
+          <w:lang w:val="en-US"/>
+        </w:rPr>
+        <w:t>queue</w:t>
+      </w:r>
+      <w:r>
+        <w:t xml:space="preserve"> – </w:t>
+      </w:r>
+      <w:r>
+        <w:t>данные</w:t>
+      </w:r>
+      <w:r>
+        <w:t xml:space="preserve"> </w:t>
+      </w:r>
+      <w:r>
+        <w:t>контейнеры</w:t>
+      </w:r>
+      <w:r>
+        <w:t xml:space="preserve"> </w:t>
+      </w:r>
+      <w:r>
+        <w:t xml:space="preserve">базируются на контейнере </w:t>
+      </w:r>
+      <w:r>
+        <w:rPr>
+          <w:lang w:val="en-US"/>
+        </w:rPr>
+        <w:t>deque</w:t>
+      </w:r>
+      <w:r>
+        <w:t xml:space="preserve">, </w:t>
+      </w:r>
+      <w:r>
+        <w:t xml:space="preserve">ограничивая его функционал и предоставляя более строгий интерфейс для работы с ним. Адаптеры не являются самостоятельным </w:t>
+      </w:r>
+      <w:r>
+        <w:lastRenderedPageBreak/>
+        <w:t xml:space="preserve">контейнером и не хранят значения, лишь передают входные данные и вызовы во внутренний контейнер типа </w:t>
+      </w:r>
+      <w:r>
+        <w:rPr>
+          <w:lang w:val="en-US"/>
+        </w:rPr>
+        <w:t>deque</w:t>
+      </w:r>
+      <w:r>
+        <w:t>.</w:t>
+      </w:r>
+      <w:r>
+        <w:t xml:space="preserve"> </w:t>
+      </w:r>
+    </w:p>
+    <w:p>
+      <w:pPr>
+        <w:pStyle w:val="ab"/>
+        <w:numPr>
+          <w:ilvl w:val="0"/>
+          <w:numId w:val="2"/>
+        </w:numPr>
+      </w:pPr>
+      <w:r>
+        <w:t>Что такое итераторы? Для чего они используются?</w:t>
+      </w:r>
+      <w:r>
+        <w:rPr>
+          <w:lang w:val="en-US"/>
+        </w:rPr>
+        <w:br/>
+      </w:r>
+      <w:r>
+        <w:t>Поскольку часто в контейнерах (особенно – ассоциативных) невозможно обеспечить простой последовательный доступ к элементам ввиду непоследовательного расположения памяти и</w:t>
+      </w:r>
+      <w:r>
+        <w:t>/</w:t>
+      </w:r>
+      <w:r>
+        <w:t xml:space="preserve">или правил, по которым упорядочиваются элементы, необходим некоторый способ обеспечения возможности последовательного доступа. Для этого каждый контейнер реализует класс итератора, перегружающий операторы </w:t>
+      </w:r>
+      <w:r>
+        <w:t>++, --, ==, !=</w:t>
+      </w:r>
+      <w:r>
+        <w:t>,</w:t>
+      </w:r>
+      <w:r>
+        <w:t xml:space="preserve"> и служащий интерфейсом между внешними алгоритмами обхода и внутренней структурой данных контейнера.</w:t>
+      </w:r>
+      <w:r>
+        <w:br/>
+        <w:t>Благодаря итераторам, независимо от того, в каком виде хранит данные конкретный контейнер, мы можем без серьёзных потерь производительности и реорганизации контейнера получить возможность последовательного доступа к его элементам, что</w:t>
+      </w:r>
+      <w:r>
+        <w:t xml:space="preserve"> </w:t>
+      </w:r>
+      <w:r>
+        <w:t>позволяет одинаково работать с данными в отрыве от структуры их хранения.</w:t>
+      </w:r>
+      <w:r>
+        <w:t xml:space="preserve"> </w:t>
+      </w:r>
+    </w:p>
     <w:sectPr>
-      <w:footerReference w:type="first" r:id="rId7"/>
+      <w:footerReference w:type="first" r:id="rId11"/>
       <w:pgSz w:w="11906" w:h="16838"/>
       <w:pgMar w:top="720" w:right="720" w:bottom="720" w:left="720" w:header="708" w:footer="708" w:gutter="0"/>
       <w:cols w:space="708"/>
@@ -2001,6 +3025,192 @@
     </w:p>
   </w:footnote>
 </w:footnotes>
+</file>
+
+<file path=word/numbering.xml><?xml version="1.0" encoding="utf-8"?>
+<w:numbering xmlns:wpc="http://schemas.microsoft.com/office/word/2010/wordprocessingCanvas" xmlns:cx="http://schemas.microsoft.com/office/drawing/2014/chartex" xmlns:cx1="http://schemas.microsoft.com/office/drawing/2015/9/8/chartex" xmlns:cx2="http://schemas.microsoft.com/office/drawing/2015/10/21/chartex" xmlns:cx3="http://schemas.microsoft.com/office/drawing/2016/5/9/chartex" xmlns:cx4="http://schemas.microsoft.com/office/drawing/2016/5/10/chartex" xmlns:cx5="http://schemas.microsoft.com/office/drawing/2016/5/11/chartex" xmlns:cx6="http://schemas.microsoft.com/office/drawing/2016/5/12/chartex" xmlns:cx7="http://schemas.microsoft.com/office/drawing/2016/5/13/chartex" xmlns:cx8="http://schemas.microsoft.com/office/drawing/2016/5/14/chartex" xmlns:mc="http://schemas.openxmlformats.org/markup-compatibility/2006" xmlns:aink="http://schemas.microsoft.com/office/drawing/2016/ink" xmlns:am3d="http://schemas.microsoft.com/office/drawing/2017/model3d" xmlns:o="urn:schemas-microsoft-com:office:office" xmlns:oel="http://schemas.microsoft.com/office/2019/extlst" xmlns:r="http://schemas.openxmlformats.org/officeDocument/2006/relationships" xmlns:m="http://schemas.openxmlformats.org/officeDocument/2006/math" xmlns:v="urn:schemas-microsoft-com:vml" xmlns:wp14="http://schemas.microsoft.com/office/word/2010/wordprocessingDrawing" xmlns:wp="http://schemas.openxmlformats.org/drawingml/2006/wordprocessingDrawing" xmlns:w10="urn:schemas-microsoft-com:office:word" xmlns:w="http://schemas.openxmlformats.org/wordprocessingml/2006/main" xmlns:w14="http://schemas.microsoft.com/office/word/2010/wordml" xmlns:w15="http://schemas.microsoft.com/office/word/2012/wordml" xmlns:w16cex="http://schemas.microsoft.com/office/word/2018/wordml/cex" xmlns:w16cid="http://schemas.microsoft.com/office/word/2016/wordml/cid" xmlns:w16="http://schemas.microsoft.com/office/word/2018/wordml" xmlns:w16du="http://schemas.microsoft.com/office/word/2023/wordml/word16du" xmlns:w16sdtdh="http://schemas.microsoft.com/office/word/2020/wordml/sdtdatahash" xmlns:w16sdtfl="http://schemas.microsoft.com/office/word/2024/wordml/sdtformatlock" xmlns:w16se="http://schemas.microsoft.com/office/word/2015/wordml/symex" xmlns:wpg="http://schemas.microsoft.com/office/word/2010/wordprocessingGroup" xmlns:wpi="http://schemas.microsoft.com/office/word/2010/wordprocessingInk" xmlns:wne="http://schemas.microsoft.com/office/word/2006/wordml" xmlns:wps="http://schemas.microsoft.com/office/word/2010/wordprocessingShape" mc:Ignorable="w14 w15 w16se w16cid w16 w16cex w16sdtdh w16sdtfl w16du wp14">
+  <w:abstractNum w:abstractNumId="0" w15:restartNumberingAfterBreak="0">
+    <w:nsid w:val="13F96B9B"/>
+    <w:multiLevelType w:val="hybridMultilevel"/>
+    <w:tmpl w:val="F2006D2C"/>
+    <w:lvl w:ilvl="0" w:tplc="0419000F">
+      <w:start w:val="1"/>
+      <w:numFmt w:val="decimal"/>
+      <w:lvlText w:val="%1."/>
+      <w:lvlJc w:val="left"/>
+      <w:pPr>
+        <w:ind w:left="1571" w:hanging="360"/>
+      </w:pPr>
+    </w:lvl>
+    <w:lvl w:ilvl="1" w:tplc="04190019" w:tentative="1">
+      <w:start w:val="1"/>
+      <w:numFmt w:val="lowerLetter"/>
+      <w:lvlText w:val="%2."/>
+      <w:lvlJc w:val="left"/>
+      <w:pPr>
+        <w:ind w:left="2291" w:hanging="360"/>
+      </w:pPr>
+    </w:lvl>
+    <w:lvl w:ilvl="2" w:tplc="0419001B" w:tentative="1">
+      <w:start w:val="1"/>
+      <w:numFmt w:val="lowerRoman"/>
+      <w:lvlText w:val="%3."/>
+      <w:lvlJc w:val="right"/>
+      <w:pPr>
+        <w:ind w:left="3011" w:hanging="180"/>
+      </w:pPr>
+    </w:lvl>
+    <w:lvl w:ilvl="3" w:tplc="0419000F" w:tentative="1">
+      <w:start w:val="1"/>
+      <w:numFmt w:val="decimal"/>
+      <w:lvlText w:val="%4."/>
+      <w:lvlJc w:val="left"/>
+      <w:pPr>
+        <w:ind w:left="3731" w:hanging="360"/>
+      </w:pPr>
+    </w:lvl>
+    <w:lvl w:ilvl="4" w:tplc="04190019" w:tentative="1">
+      <w:start w:val="1"/>
+      <w:numFmt w:val="lowerLetter"/>
+      <w:lvlText w:val="%5."/>
+      <w:lvlJc w:val="left"/>
+      <w:pPr>
+        <w:ind w:left="4451" w:hanging="360"/>
+      </w:pPr>
+    </w:lvl>
+    <w:lvl w:ilvl="5" w:tplc="0419001B" w:tentative="1">
+      <w:start w:val="1"/>
+      <w:numFmt w:val="lowerRoman"/>
+      <w:lvlText w:val="%6."/>
+      <w:lvlJc w:val="right"/>
+      <w:pPr>
+        <w:ind w:left="5171" w:hanging="180"/>
+      </w:pPr>
+    </w:lvl>
+    <w:lvl w:ilvl="6" w:tplc="0419000F" w:tentative="1">
+      <w:start w:val="1"/>
+      <w:numFmt w:val="decimal"/>
+      <w:lvlText w:val="%7."/>
+      <w:lvlJc w:val="left"/>
+      <w:pPr>
+        <w:ind w:left="5891" w:hanging="360"/>
+      </w:pPr>
+    </w:lvl>
+    <w:lvl w:ilvl="7" w:tplc="04190019" w:tentative="1">
+      <w:start w:val="1"/>
+      <w:numFmt w:val="lowerLetter"/>
+      <w:lvlText w:val="%8."/>
+      <w:lvlJc w:val="left"/>
+      <w:pPr>
+        <w:ind w:left="6611" w:hanging="360"/>
+      </w:pPr>
+    </w:lvl>
+    <w:lvl w:ilvl="8" w:tplc="0419001B" w:tentative="1">
+      <w:start w:val="1"/>
+      <w:numFmt w:val="lowerRoman"/>
+      <w:lvlText w:val="%9."/>
+      <w:lvlJc w:val="right"/>
+      <w:pPr>
+        <w:ind w:left="7331" w:hanging="180"/>
+      </w:pPr>
+    </w:lvl>
+  </w:abstractNum>
+  <w:abstractNum w:abstractNumId="1" w15:restartNumberingAfterBreak="0">
+    <w:nsid w:val="210163C4"/>
+    <w:multiLevelType w:val="hybridMultilevel"/>
+    <w:tmpl w:val="E6BEB104"/>
+    <w:lvl w:ilvl="0" w:tplc="1D302A80">
+      <w:start w:val="1"/>
+      <w:numFmt w:val="decimal"/>
+      <w:lvlText w:val="%1."/>
+      <w:lvlJc w:val="left"/>
+      <w:pPr>
+        <w:ind w:left="1211" w:hanging="360"/>
+      </w:pPr>
+      <w:rPr>
+        <w:rFonts w:hint="default"/>
+      </w:rPr>
+    </w:lvl>
+    <w:lvl w:ilvl="1" w:tplc="04190019" w:tentative="1">
+      <w:start w:val="1"/>
+      <w:numFmt w:val="lowerLetter"/>
+      <w:lvlText w:val="%2."/>
+      <w:lvlJc w:val="left"/>
+      <w:pPr>
+        <w:ind w:left="1931" w:hanging="360"/>
+      </w:pPr>
+    </w:lvl>
+    <w:lvl w:ilvl="2" w:tplc="0419001B" w:tentative="1">
+      <w:start w:val="1"/>
+      <w:numFmt w:val="lowerRoman"/>
+      <w:lvlText w:val="%3."/>
+      <w:lvlJc w:val="right"/>
+      <w:pPr>
+        <w:ind w:left="2651" w:hanging="180"/>
+      </w:pPr>
+    </w:lvl>
+    <w:lvl w:ilvl="3" w:tplc="0419000F" w:tentative="1">
+      <w:start w:val="1"/>
+      <w:numFmt w:val="decimal"/>
+      <w:lvlText w:val="%4."/>
+      <w:lvlJc w:val="left"/>
+      <w:pPr>
+        <w:ind w:left="3371" w:hanging="360"/>
+      </w:pPr>
+    </w:lvl>
+    <w:lvl w:ilvl="4" w:tplc="04190019" w:tentative="1">
+      <w:start w:val="1"/>
+      <w:numFmt w:val="lowerLetter"/>
+      <w:lvlText w:val="%5."/>
+      <w:lvlJc w:val="left"/>
+      <w:pPr>
+        <w:ind w:left="4091" w:hanging="360"/>
+      </w:pPr>
+    </w:lvl>
+    <w:lvl w:ilvl="5" w:tplc="0419001B" w:tentative="1">
+      <w:start w:val="1"/>
+      <w:numFmt w:val="lowerRoman"/>
+      <w:lvlText w:val="%6."/>
+      <w:lvlJc w:val="right"/>
+      <w:pPr>
+        <w:ind w:left="4811" w:hanging="180"/>
+      </w:pPr>
+    </w:lvl>
+    <w:lvl w:ilvl="6" w:tplc="0419000F" w:tentative="1">
+      <w:start w:val="1"/>
+      <w:numFmt w:val="decimal"/>
+      <w:lvlText w:val="%7."/>
+      <w:lvlJc w:val="left"/>
+      <w:pPr>
+        <w:ind w:left="5531" w:hanging="360"/>
+      </w:pPr>
+    </w:lvl>
+    <w:lvl w:ilvl="7" w:tplc="04190019" w:tentative="1">
+      <w:start w:val="1"/>
+      <w:numFmt w:val="lowerLetter"/>
+      <w:lvlText w:val="%8."/>
+      <w:lvlJc w:val="left"/>
+      <w:pPr>
+        <w:ind w:left="6251" w:hanging="360"/>
+      </w:pPr>
+    </w:lvl>
+    <w:lvl w:ilvl="8" w:tplc="0419001B" w:tentative="1">
+      <w:start w:val="1"/>
+      <w:numFmt w:val="lowerRoman"/>
+      <w:lvlText w:val="%9."/>
+      <w:lvlJc w:val="right"/>
+      <w:pPr>
+        <w:ind w:left="6971" w:hanging="180"/>
+      </w:pPr>
+    </w:lvl>
+  </w:abstractNum>
+  <w:num w:numId="1" w16cid:durableId="1101342469">
+    <w:abstractNumId w:val="0"/>
+  </w:num>
+  <w:num w:numId="2" w16cid:durableId="1683585702">
+    <w:abstractNumId w:val="1"/>
+  </w:num>
+</w:numbering>
 </file>
 
 <file path=word/styles.xml><?xml version="1.0" encoding="utf-8"?>
